--- a/docs/TeamPulse_接口文档.docx
+++ b/docs/TeamPulse_接口文档.docx
@@ -249,7 +249,7 @@
                 <w:rFonts w:ascii="Times New Roman" w:hAnsi="Times New Roman" w:eastAsia="宋体"/>
                 <w:sz w:val="21"/>
               </w:rPr>
-              <w:t>http://81.70.102.116/ （经 Nginx 同源访问，前端与接口同域）</w:t>
+              <w:t>http://www.team-pulse.site/ （经 Nginx 同源访问，前端与接口同域）</w:t>
             </w:r>
           </w:p>
         </w:tc>
@@ -15912,7 +15912,7 @@
                 <w:rFonts w:ascii="Consolas" w:hAnsi="Consolas" w:eastAsia="宋体"/>
                 <w:sz w:val="18"/>
               </w:rPr>
-              <w:t>curl -X POST http://81.70.102.116/iot/v1/punch \</w:t>
+              <w:t>curl -X POST http://www.team-pulse.site/iot/v1/punch \</w:t>
             </w:r>
           </w:p>
           <w:p>
@@ -16641,7 +16641,7 @@
                 <w:rFonts w:ascii="Consolas" w:hAnsi="Consolas" w:eastAsia="宋体"/>
                 <w:sz w:val="18"/>
               </w:rPr>
-              <w:t>curl -X POST http://81.70.102.116/api/v1/auth/login \</w:t>
+              <w:t>curl -X POST http://www.team-pulse.site/api/v1/auth/login \</w:t>
             </w:r>
           </w:p>
           <w:p>
@@ -16719,7 +16719,7 @@
                 <w:rFonts w:ascii="Consolas" w:hAnsi="Consolas" w:eastAsia="宋体"/>
                 <w:sz w:val="18"/>
               </w:rPr>
-              <w:t>curl -G http://81.70.102.116/api/v1/attendance/records \</w:t>
+              <w:t>curl -G http://www.team-pulse.site/api/v1/attendance/records \</w:t>
             </w:r>
           </w:p>
           <w:p>
@@ -16823,7 +16823,7 @@
                 <w:rFonts w:ascii="Consolas" w:hAnsi="Consolas" w:eastAsia="宋体"/>
                 <w:sz w:val="18"/>
               </w:rPr>
-              <w:t>curl -X POST http://81.70.102.116/api/v1/makeup \</w:t>
+              <w:t>curl -X POST http://www.team-pulse.site/api/v1/makeup \</w:t>
             </w:r>
           </w:p>
           <w:p>
@@ -16888,7 +16888,7 @@
                 <w:rFonts w:ascii="Consolas" w:hAnsi="Consolas" w:eastAsia="宋体"/>
                 <w:sz w:val="18"/>
               </w:rPr>
-              <w:t>curl -X POST http://81.70.102.116/api/v1/makeup/1/review \</w:t>
+              <w:t>curl -X POST http://www.team-pulse.site/api/v1/makeup/1/review \</w:t>
             </w:r>
           </w:p>
           <w:p>
@@ -16937,6 +16937,7 @@
     </w:p>
     <w:sectPr>
       <w:footerReference w:type="default" r:id="rId9"/>
+      <w:headerReference w:type="default" r:id="rId10"/>
       <w:pgSz w:w="11906" w:h="16838"/>
       <w:pgMar w:top="1247" w:right="1247" w:bottom="1247" w:left="1247" w:header="720" w:footer="720" w:gutter="0"/>
       <w:cols w:space="720"/>
@@ -16964,6 +16965,16 @@
     </w:r>
   </w:p>
 </w:ftr>
+</file>
+
+<file path=word/header1.xml><?xml version="1.0" encoding="utf-8"?>
+<w:hdr xmlns:m="http://schemas.openxmlformats.org/officeDocument/2006/math" xmlns:mc="http://schemas.openxmlformats.org/markup-compatibility/2006" xmlns:mo="http://schemas.microsoft.com/office/mac/office/2008/main" xmlns:mv="urn:schemas-microsoft-com:mac:vml" xmlns:o="urn:schemas-microsoft-com:office:office" xmlns:r="http://schemas.openxmlformats.org/officeDocument/2006/relationships" xmlns:v="urn:schemas-microsoft-com:vml" xmlns:w10="urn:schemas-microsoft-com:office:word" xmlns:w14="http://schemas.microsoft.com/office/word/2010/wordml" xmlns:w="http://schemas.openxmlformats.org/wordprocessingml/2006/main" xmlns:wne="http://schemas.microsoft.com/office/word/2006/wordml" xmlns:wp14="http://schemas.microsoft.com/office/word/2010/wordprocessingDrawing" xmlns:wp="http://schemas.openxmlformats.org/drawingml/2006/wordprocessingDrawing" xmlns:wpc="http://schemas.microsoft.com/office/word/2010/wordprocessingCanvas" xmlns:wpg="http://schemas.microsoft.com/office/word/2010/wordprocessingGroup" xmlns:wpi="http://schemas.microsoft.com/office/word/2010/wordprocessingInk" xmlns:wps="http://schemas.microsoft.com/office/word/2010/wordprocessingShape" mc:Ignorable="w14 wp14">
+  <w:p>
+    <w:pPr>
+      <w:pStyle w:val="Header"/>
+    </w:pPr>
+  </w:p>
+</w:hdr>
 </file>
 
 <file path=word/numbering.xml><?xml version="1.0" encoding="utf-8"?>
